--- a/mps-nivel-c/oficial/04_registros/AASP_Gerenciador/AASP01_Grupos-Usuarios/CR-AASP01-001_Registro-de-Change-Requests.docx
+++ b/mps-nivel-c/oficial/04_registros/AASP_Gerenciador/AASP01_Grupos-Usuarios/CR-AASP01-001_Registro-de-Change-Requests.docx
@@ -450,7 +450,7 @@
                 <w:i w:val="0"/>
                 <w:sz w:val="20"/>
               </w:rPr>
-              <w:t>Abraão</w:t>
+              <w:t>Abraão Oliveira</w:t>
             </w:r>
           </w:p>
         </w:tc>
@@ -506,7 +506,7 @@
                 <w:i w:val="0"/>
                 <w:sz w:val="20"/>
               </w:rPr>
-              <w:t>GRE (evidência de projeto)</w:t>
+              <w:t>GPR / GCO (evidência de projeto)</w:t>
             </w:r>
           </w:p>
         </w:tc>
@@ -541,7 +541,7 @@
           <w:i w:val="0"/>
           <w:sz w:val="22"/>
         </w:rPr>
-        <w:t>O projeto foi contratado com escopo definido no TAP-AASP01-001 e requisitos formalizados em REQ-AASP01-001 (AG-20 a AG-25). O processo de change request exige aprovação formal de Marcos Turnes (AASP, PO) e Abraão (Timeware, GP) antes de qualquer mudança de escopo ser implementada, conforme PLA-AASP01-001.</w:t>
+        <w:t>O projeto foi contratado com escopo definido no TAP-AASP01-001 e requisitos formalizados em REQ-AASP01-001 (AG-20 a AG-25). O processo de change request exige aprovação formal de Marcos Turnes (AASP, PO) e Abraão Oliveira (Timeware, GP) antes de qualquer mudança de escopo ser implementada, conforme PLA-AASP01-001.</w:t>
       </w:r>
     </w:p>
     <w:p>
@@ -555,7 +555,7 @@
           <w:i w:val="0"/>
           <w:sz w:val="22"/>
         </w:rPr>
-        <w:t>Qualquer solicitação de alteração de escopo, prazo, custo ou requisitos deve ser registrada neste documento, analisada quanto ao impacto e aprovada formalmente antes de ser incorporada ao backlog ou ao plano do projeto. Este registro é evidência do controle de escopo exigido pelo processo GRE do MPS.BR Nível C.</w:t>
+        <w:t>Qualquer solicitação de alteração de escopo, prazo, custo ou requisitos deve ser registrada neste documento, analisada quanto ao impacto e aprovada formalmente antes de ser incorporada ao backlog ou ao plano do projeto. Este registro é evidência do controle de escopo exigido pelos processos GPR e GCO do MPS-SW Nível C.</w:t>
       </w:r>
     </w:p>
     <w:p>
@@ -1430,7 +1430,7 @@
           <w:i w:val="0"/>
           <w:sz w:val="22"/>
         </w:rPr>
-        <w:t xml:space="preserve"> — O solicitante (cliente ou equipe interna) encaminha a solicitação de mudança por e-mail ou Microsoft Teams para Abraão (GP), descrevendo a mudança desejada, a justificativa e o impacto esperado.</w:t>
+        <w:t xml:space="preserve"> — O solicitante (cliente ou equipe interna) encaminha a solicitação de mudança por e-mail ou Microsoft Teams para Abraão Oliveira (GP), descrevendo a mudança desejada, a justificativa e o impacto esperado.</w:t>
       </w:r>
     </w:p>
     <w:p>
@@ -1454,7 +1454,7 @@
           <w:i w:val="0"/>
           <w:sz w:val="22"/>
         </w:rPr>
-        <w:t xml:space="preserve"> — Abraão realiza análise de impacto em até 3 dias úteis, avaliando as dimensões de prazo, custo, escopo e qualidade. O resultado é documentado em formulário de análise de CR.</w:t>
+        <w:t xml:space="preserve"> — Abraão Oliveira realiza análise de impacto em até 3 dias úteis, avaliando as dimensões de prazo, custo, escopo e qualidade. O resultado é documentado em formulário de análise de CR.</w:t>
       </w:r>
     </w:p>
     <w:p>
@@ -1478,7 +1478,7 @@
           <w:i w:val="0"/>
           <w:sz w:val="22"/>
         </w:rPr>
-        <w:t xml:space="preserve"> — Abraão apresenta a análise de impacto a Marcos Turnes (AASP, PO) em reunião formal (Teams ou presencial), com as opções disponíveis e recomendação da equipe.</w:t>
+        <w:t xml:space="preserve"> — Abraão Oliveira apresenta a análise de impacto a Marcos Turnes (AASP, PO) em reunião formal (Teams ou presencial), com as opções disponíveis e recomendação da equipe.</w:t>
       </w:r>
     </w:p>
     <w:p>
@@ -1502,7 +1502,7 @@
           <w:i w:val="0"/>
           <w:sz w:val="22"/>
         </w:rPr>
-        <w:t xml:space="preserve"> — A mudança somente é aprovada com assinatura (ou confirmação formal por e-mail) de Marcos Turnes (AASP) e Abraão (Timeware). Mudanças sem aprovação dupla não são implementadas.</w:t>
+        <w:t xml:space="preserve"> — A mudança somente é aprovada com assinatura (ou confirmação formal por e-mail) de Marcos Turnes (AASP) e Abraão Oliveira (Timeware). Mudanças sem aprovação dupla não são implementadas.</w:t>
       </w:r>
     </w:p>
     <w:p>
@@ -2127,7 +2127,7 @@
                 <w:i w:val="0"/>
                 <w:sz w:val="20"/>
               </w:rPr>
-              <w:t>Abraão</w:t>
+              <w:t>Abraão Oliveira</w:t>
             </w:r>
           </w:p>
         </w:tc>
